--- a/Final_Submission/03_Simulation_vs_Bulk_Reports/LPS_Simulation_vs_Bulk_Comparison.docx
+++ b/Final_Submission/03_Simulation_vs_Bulk_Reports/LPS_Simulation_vs_Bulk_Comparison.docx
@@ -44,7 +44,7 @@
     </w:p>
     <w:p>
       <w:r>
-        <w:t>The calculated Raman spectrum of the LPS model was compared with the measured spectrum of the neat powder (mean of 10 spectra). Of the 5 measured main and supporting peaks, 5 have a calculated vibration of the expected type within 10 cm⁻¹, 0 have one of the same type that is shifted by 10 to 50 cm⁻¹, and 0 have no calculated counterpart of that type. The two spectra agree in where the peaks fall and in the type of vibration behind them, but not in overall shape (correlation -0.01, glass zone excluded), because calculated intensities are unreliable. The calculation therefore supports the assignment of the measured peaks but does not by itself identify the molecule.</w:t>
+        <w:t>The calculated Raman spectrum of the LPS model was compared with the measured spectrum of the bulk pure biomarker (mean of 10 spectra). Of the 5 measured main and supporting peaks, 5 have a calculated vibration of the expected type within 10 cm⁻¹, 0 have one of the same type that is shifted by 10 to 50 cm⁻¹, and 0 have no calculated counterpart of that type. The two spectra agree in where the peaks fall and in the type of vibration behind them, but not in overall shape (correlation -0.01, glass zone excluded), because calculated intensities are unreliable. The calculation therefore supports the assignment of the measured peaks but does not by itself identify the molecule.</w:t>
       </w:r>
     </w:p>
     <w:p>
@@ -57,7 +57,7 @@
     </w:p>
     <w:p>
       <w:r>
-        <w:t>To test whether the peaks measured for the neat powder correspond to vibrations predicted for the molecular structure, and to explain peaks that are shifted or not reproduced, so the calculation can be used as supporting evidence for the identification of the molecule.</w:t>
+        <w:t>To test whether the peaks measured for the bulk pure biomarker correspond to vibrations predicted for the molecular structure, and to explain peaks that are shifted or not reproduced, so the calculation can be used as supporting evidence for the identification of the molecule.</w:t>
       </w:r>
     </w:p>
     <w:p>
@@ -986,7 +986,7 @@
         <w:rPr>
           <w:sz w:val="19"/>
         </w:rPr>
-        <w:t>Measured sample on glass, glass slide alone and calculated spectrum. Grey: glass zone; dotted lines: measured molecular peaks. The calculated spectrum is for the molecule only and contains no glass signal.</w:t>
+        <w:t>Measured bulk sample, glass blank and calculated spectrum. Grey: glass zone; dotted lines: measured molecular peaks. The calculated spectrum is for the molecule only and contains no glass signal.</w:t>
       </w:r>
     </w:p>
     <w:p>
